--- a/KUBERNETES/kubernetes_creation_ressources_PASaPAS.docx
+++ b/KUBERNETES/kubernetes_creation_ressources_PASaPAS.docx
@@ -61,12 +61,6 @@
         <w:gridCol w:w="11430"/>
       </w:tblGrid>
       <w:tr>
-        <w:tblPrEx>
-          <w:tblCellMar>
-            <w:top w:w="0" w:type="dxa"/>
-            <w:bottom w:w="0" w:type="dxa"/>
-          </w:tblCellMar>
-        </w:tblPrEx>
         <w:tc>
           <w:tcPr>
             <w:tcW w:w="5000" w:type="pct"/>
@@ -158,12 +152,6 @@
         <w:gridCol w:w="5715"/>
       </w:tblGrid>
       <w:tr>
-        <w:tblPrEx>
-          <w:tblCellMar>
-            <w:top w:w="0" w:type="dxa"/>
-            <w:bottom w:w="0" w:type="dxa"/>
-          </w:tblCellMar>
-        </w:tblPrEx>
         <w:tc>
           <w:tcPr>
             <w:tcW w:w="2500" w:type="pct"/>
@@ -308,12 +296,6 @@
         <w:gridCol w:w="5715"/>
       </w:tblGrid>
       <w:tr>
-        <w:tblPrEx>
-          <w:tblCellMar>
-            <w:top w:w="0" w:type="dxa"/>
-            <w:bottom w:w="0" w:type="dxa"/>
-          </w:tblCellMar>
-        </w:tblPrEx>
         <w:tc>
           <w:tcPr>
             <w:tcW w:w="2500" w:type="pct"/>
@@ -657,12 +639,6 @@
         <w:gridCol w:w="11430"/>
       </w:tblGrid>
       <w:tr>
-        <w:tblPrEx>
-          <w:tblCellMar>
-            <w:top w:w="0" w:type="dxa"/>
-            <w:bottom w:w="0" w:type="dxa"/>
-          </w:tblCellMar>
-        </w:tblPrEx>
         <w:tc>
           <w:tcPr>
             <w:tcW w:w="5000" w:type="pct"/>
@@ -756,12 +732,6 @@
         <w:gridCol w:w="3397"/>
       </w:tblGrid>
       <w:tr>
-        <w:tblPrEx>
-          <w:tblCellMar>
-            <w:top w:w="0" w:type="dxa"/>
-            <w:bottom w:w="0" w:type="dxa"/>
-          </w:tblCellMar>
-        </w:tblPrEx>
         <w:tc>
           <w:tcPr>
             <w:tcW w:w="0" w:type="auto"/>
@@ -803,12 +773,6 @@
         </w:tc>
       </w:tr>
       <w:tr>
-        <w:tblPrEx>
-          <w:tblCellMar>
-            <w:top w:w="0" w:type="dxa"/>
-            <w:bottom w:w="0" w:type="dxa"/>
-          </w:tblCellMar>
-        </w:tblPrEx>
         <w:tc>
           <w:tcPr>
             <w:tcW w:w="4140" w:type="dxa"/>
@@ -1180,12 +1144,6 @@
         </w:tc>
       </w:tr>
       <w:tr>
-        <w:tblPrEx>
-          <w:tblCellMar>
-            <w:top w:w="0" w:type="dxa"/>
-            <w:bottom w:w="0" w:type="dxa"/>
-          </w:tblCellMar>
-        </w:tblPrEx>
         <w:tc>
           <w:tcPr>
             <w:tcW w:w="4140" w:type="dxa"/>
@@ -1282,12 +1240,6 @@
         </w:tc>
       </w:tr>
       <w:tr>
-        <w:tblPrEx>
-          <w:tblCellMar>
-            <w:top w:w="0" w:type="dxa"/>
-            <w:bottom w:w="0" w:type="dxa"/>
-          </w:tblCellMar>
-        </w:tblPrEx>
         <w:tc>
           <w:tcPr>
             <w:tcW w:w="4140" w:type="dxa"/>
@@ -1384,12 +1336,6 @@
         </w:tc>
       </w:tr>
       <w:tr>
-        <w:tblPrEx>
-          <w:tblCellMar>
-            <w:top w:w="0" w:type="dxa"/>
-            <w:bottom w:w="0" w:type="dxa"/>
-          </w:tblCellMar>
-        </w:tblPrEx>
         <w:tc>
           <w:tcPr>
             <w:tcW w:w="4140" w:type="dxa"/>
@@ -1486,12 +1432,6 @@
         </w:tc>
       </w:tr>
       <w:tr>
-        <w:tblPrEx>
-          <w:tblCellMar>
-            <w:top w:w="0" w:type="dxa"/>
-            <w:bottom w:w="0" w:type="dxa"/>
-          </w:tblCellMar>
-        </w:tblPrEx>
         <w:tc>
           <w:tcPr>
             <w:tcW w:w="4140" w:type="dxa"/>
@@ -1588,12 +1528,6 @@
         </w:tc>
       </w:tr>
       <w:tr>
-        <w:tblPrEx>
-          <w:tblCellMar>
-            <w:top w:w="0" w:type="dxa"/>
-            <w:bottom w:w="0" w:type="dxa"/>
-          </w:tblCellMar>
-        </w:tblPrEx>
         <w:tc>
           <w:tcPr>
             <w:tcW w:w="4140" w:type="dxa"/>
@@ -1690,12 +1624,6 @@
         </w:tc>
       </w:tr>
       <w:tr>
-        <w:tblPrEx>
-          <w:tblCellMar>
-            <w:top w:w="0" w:type="dxa"/>
-            <w:bottom w:w="0" w:type="dxa"/>
-          </w:tblCellMar>
-        </w:tblPrEx>
         <w:tc>
           <w:tcPr>
             <w:tcW w:w="4140" w:type="dxa"/>
@@ -1792,12 +1720,6 @@
         </w:tc>
       </w:tr>
       <w:tr>
-        <w:tblPrEx>
-          <w:tblCellMar>
-            <w:top w:w="0" w:type="dxa"/>
-            <w:bottom w:w="0" w:type="dxa"/>
-          </w:tblCellMar>
-        </w:tblPrEx>
         <w:tc>
           <w:tcPr>
             <w:tcW w:w="4140" w:type="dxa"/>
@@ -1894,12 +1816,6 @@
         </w:tc>
       </w:tr>
       <w:tr>
-        <w:tblPrEx>
-          <w:tblCellMar>
-            <w:top w:w="0" w:type="dxa"/>
-            <w:bottom w:w="0" w:type="dxa"/>
-          </w:tblCellMar>
-        </w:tblPrEx>
         <w:tc>
           <w:tcPr>
             <w:tcW w:w="4140" w:type="dxa"/>
@@ -1996,12 +1912,6 @@
         </w:tc>
       </w:tr>
       <w:tr>
-        <w:tblPrEx>
-          <w:tblCellMar>
-            <w:top w:w="0" w:type="dxa"/>
-            <w:bottom w:w="0" w:type="dxa"/>
-          </w:tblCellMar>
-        </w:tblPrEx>
         <w:tc>
           <w:tcPr>
             <w:tcW w:w="4140" w:type="dxa"/>
@@ -2098,12 +2008,6 @@
         </w:tc>
       </w:tr>
       <w:tr>
-        <w:tblPrEx>
-          <w:tblCellMar>
-            <w:top w:w="0" w:type="dxa"/>
-            <w:bottom w:w="0" w:type="dxa"/>
-          </w:tblCellMar>
-        </w:tblPrEx>
         <w:tc>
           <w:tcPr>
             <w:tcW w:w="4140" w:type="dxa"/>
@@ -2200,12 +2104,6 @@
         </w:tc>
       </w:tr>
       <w:tr>
-        <w:tblPrEx>
-          <w:tblCellMar>
-            <w:top w:w="0" w:type="dxa"/>
-            <w:bottom w:w="0" w:type="dxa"/>
-          </w:tblCellMar>
-        </w:tblPrEx>
         <w:tc>
           <w:tcPr>
             <w:tcW w:w="4140" w:type="dxa"/>
@@ -2345,12 +2243,6 @@
         <w:gridCol w:w="5715"/>
       </w:tblGrid>
       <w:tr>
-        <w:tblPrEx>
-          <w:tblCellMar>
-            <w:top w:w="0" w:type="dxa"/>
-            <w:bottom w:w="0" w:type="dxa"/>
-          </w:tblCellMar>
-        </w:tblPrEx>
         <w:tc>
           <w:tcPr>
             <w:tcW w:w="2500" w:type="pct"/>
@@ -2506,12 +2398,6 @@
         <w:gridCol w:w="5715"/>
       </w:tblGrid>
       <w:tr>
-        <w:tblPrEx>
-          <w:tblCellMar>
-            <w:top w:w="0" w:type="dxa"/>
-            <w:bottom w:w="0" w:type="dxa"/>
-          </w:tblCellMar>
-        </w:tblPrEx>
         <w:tc>
           <w:tcPr>
             <w:tcW w:w="2500" w:type="pct"/>
@@ -2547,20 +2433,8 @@
                 <w:szCs w:val="18"/>
                 <w:lang w:val="en-US"/>
               </w:rPr>
-              <w:t xml:space="preserve">kubectl get pod mon-pod -o </w:t>
-            </w:r>
-            <w:proofErr w:type="gramStart"/>
-            <w:r>
-              <w:rPr>
-                <w:rFonts w:asciiTheme="majorHAnsi" w:eastAsia="Consolas" w:hAnsiTheme="majorHAnsi" w:cs="Consolas"/>
-                <w:color w:val="2C2C2A"/>
-                <w:sz w:val="18"/>
-                <w:szCs w:val="18"/>
-                <w:lang w:val="en-US"/>
-              </w:rPr>
-              <w:t>wide</w:t>
-            </w:r>
-            <w:proofErr w:type="gramEnd"/>
+              <w:t>kubectl get pod mon-pod -o wide</w:t>
+            </w:r>
           </w:p>
           <w:p>
             <w:pPr>
@@ -2681,12 +2555,6 @@
         <w:gridCol w:w="5715"/>
       </w:tblGrid>
       <w:tr>
-        <w:tblPrEx>
-          <w:tblCellMar>
-            <w:top w:w="0" w:type="dxa"/>
-            <w:bottom w:w="0" w:type="dxa"/>
-          </w:tblCellMar>
-        </w:tblPrEx>
         <w:tc>
           <w:tcPr>
             <w:tcW w:w="2500" w:type="pct"/>
@@ -2844,12 +2712,6 @@
         <w:gridCol w:w="5715"/>
       </w:tblGrid>
       <w:tr>
-        <w:tblPrEx>
-          <w:tblCellMar>
-            <w:top w:w="0" w:type="dxa"/>
-            <w:bottom w:w="0" w:type="dxa"/>
-          </w:tblCellMar>
-        </w:tblPrEx>
         <w:tc>
           <w:tcPr>
             <w:tcW w:w="2500" w:type="pct"/>
@@ -3043,12 +2905,6 @@
         <w:gridCol w:w="11430"/>
       </w:tblGrid>
       <w:tr>
-        <w:tblPrEx>
-          <w:tblCellMar>
-            <w:top w:w="0" w:type="dxa"/>
-            <w:bottom w:w="0" w:type="dxa"/>
-          </w:tblCellMar>
-        </w:tblPrEx>
         <w:tc>
           <w:tcPr>
             <w:tcW w:w="5000" w:type="pct"/>
@@ -3142,12 +2998,6 @@
         <w:gridCol w:w="3383"/>
       </w:tblGrid>
       <w:tr>
-        <w:tblPrEx>
-          <w:tblCellMar>
-            <w:top w:w="0" w:type="dxa"/>
-            <w:bottom w:w="0" w:type="dxa"/>
-          </w:tblCellMar>
-        </w:tblPrEx>
         <w:trPr>
           <w:trHeight w:val="185"/>
         </w:trPr>
@@ -3192,12 +3042,6 @@
         </w:tc>
       </w:tr>
       <w:tr>
-        <w:tblPrEx>
-          <w:tblCellMar>
-            <w:top w:w="0" w:type="dxa"/>
-            <w:bottom w:w="0" w:type="dxa"/>
-          </w:tblCellMar>
-        </w:tblPrEx>
         <w:trPr>
           <w:trHeight w:val="358"/>
         </w:trPr>
@@ -3427,20 +3271,8 @@
                 <w:szCs w:val="18"/>
                 <w:lang w:val="en-US"/>
               </w:rPr>
-              <w:t xml:space="preserve">  replicas: </w:t>
-            </w:r>
-            <w:proofErr w:type="gramStart"/>
-            <w:r>
-              <w:rPr>
-                <w:rFonts w:asciiTheme="majorHAnsi" w:eastAsia="Consolas" w:hAnsiTheme="majorHAnsi" w:cs="Consolas"/>
-                <w:color w:val="2C2C2A"/>
-                <w:sz w:val="18"/>
-                <w:szCs w:val="18"/>
-                <w:lang w:val="en-US"/>
-              </w:rPr>
-              <w:t>3</w:t>
-            </w:r>
-            <w:proofErr w:type="gramEnd"/>
+              <w:t xml:space="preserve">  replicas: 3</w:t>
+            </w:r>
           </w:p>
           <w:p>
             <w:pPr>
@@ -3713,12 +3545,6 @@
         </w:tc>
       </w:tr>
       <w:tr>
-        <w:tblPrEx>
-          <w:tblCellMar>
-            <w:top w:w="0" w:type="dxa"/>
-            <w:bottom w:w="0" w:type="dxa"/>
-          </w:tblCellMar>
-        </w:tblPrEx>
         <w:trPr>
           <w:trHeight w:val="358"/>
         </w:trPr>
@@ -3818,12 +3644,6 @@
         </w:tc>
       </w:tr>
       <w:tr>
-        <w:tblPrEx>
-          <w:tblCellMar>
-            <w:top w:w="0" w:type="dxa"/>
-            <w:bottom w:w="0" w:type="dxa"/>
-          </w:tblCellMar>
-        </w:tblPrEx>
         <w:trPr>
           <w:trHeight w:val="185"/>
         </w:trPr>
@@ -3923,12 +3743,6 @@
         </w:tc>
       </w:tr>
       <w:tr>
-        <w:tblPrEx>
-          <w:tblCellMar>
-            <w:top w:w="0" w:type="dxa"/>
-            <w:bottom w:w="0" w:type="dxa"/>
-          </w:tblCellMar>
-        </w:tblPrEx>
         <w:trPr>
           <w:trHeight w:val="185"/>
         </w:trPr>
@@ -4028,12 +3842,6 @@
         </w:tc>
       </w:tr>
       <w:tr>
-        <w:tblPrEx>
-          <w:tblCellMar>
-            <w:top w:w="0" w:type="dxa"/>
-            <w:bottom w:w="0" w:type="dxa"/>
-          </w:tblCellMar>
-        </w:tblPrEx>
         <w:trPr>
           <w:trHeight w:val="172"/>
         </w:trPr>
@@ -4133,12 +3941,6 @@
         </w:tc>
       </w:tr>
       <w:tr>
-        <w:tblPrEx>
-          <w:tblCellMar>
-            <w:top w:w="0" w:type="dxa"/>
-            <w:bottom w:w="0" w:type="dxa"/>
-          </w:tblCellMar>
-        </w:tblPrEx>
         <w:trPr>
           <w:trHeight w:val="358"/>
         </w:trPr>
@@ -4238,12 +4040,6 @@
         </w:tc>
       </w:tr>
       <w:tr>
-        <w:tblPrEx>
-          <w:tblCellMar>
-            <w:top w:w="0" w:type="dxa"/>
-            <w:bottom w:w="0" w:type="dxa"/>
-          </w:tblCellMar>
-        </w:tblPrEx>
         <w:trPr>
           <w:trHeight w:val="185"/>
         </w:trPr>
@@ -4343,12 +4139,6 @@
         </w:tc>
       </w:tr>
       <w:tr>
-        <w:tblPrEx>
-          <w:tblCellMar>
-            <w:top w:w="0" w:type="dxa"/>
-            <w:bottom w:w="0" w:type="dxa"/>
-          </w:tblCellMar>
-        </w:tblPrEx>
         <w:trPr>
           <w:trHeight w:val="358"/>
         </w:trPr>
@@ -4448,12 +4238,6 @@
         </w:tc>
       </w:tr>
       <w:tr>
-        <w:tblPrEx>
-          <w:tblCellMar>
-            <w:top w:w="0" w:type="dxa"/>
-            <w:bottom w:w="0" w:type="dxa"/>
-          </w:tblCellMar>
-        </w:tblPrEx>
         <w:trPr>
           <w:trHeight w:val="185"/>
         </w:trPr>
@@ -4553,12 +4337,6 @@
         </w:tc>
       </w:tr>
       <w:tr>
-        <w:tblPrEx>
-          <w:tblCellMar>
-            <w:top w:w="0" w:type="dxa"/>
-            <w:bottom w:w="0" w:type="dxa"/>
-          </w:tblCellMar>
-        </w:tblPrEx>
         <w:trPr>
           <w:trHeight w:val="185"/>
         </w:trPr>
@@ -4658,12 +4436,6 @@
         </w:tc>
       </w:tr>
       <w:tr>
-        <w:tblPrEx>
-          <w:tblCellMar>
-            <w:top w:w="0" w:type="dxa"/>
-            <w:bottom w:w="0" w:type="dxa"/>
-          </w:tblCellMar>
-        </w:tblPrEx>
         <w:trPr>
           <w:trHeight w:val="172"/>
         </w:trPr>
@@ -4763,12 +4535,6 @@
         </w:tc>
       </w:tr>
       <w:tr>
-        <w:tblPrEx>
-          <w:tblCellMar>
-            <w:top w:w="0" w:type="dxa"/>
-            <w:bottom w:w="0" w:type="dxa"/>
-          </w:tblCellMar>
-        </w:tblPrEx>
         <w:trPr>
           <w:trHeight w:val="185"/>
         </w:trPr>
@@ -4868,12 +4634,6 @@
         </w:tc>
       </w:tr>
       <w:tr>
-        <w:tblPrEx>
-          <w:tblCellMar>
-            <w:top w:w="0" w:type="dxa"/>
-            <w:bottom w:w="0" w:type="dxa"/>
-          </w:tblCellMar>
-        </w:tblPrEx>
         <w:trPr>
           <w:trHeight w:val="185"/>
         </w:trPr>
@@ -4973,12 +4733,6 @@
         </w:tc>
       </w:tr>
       <w:tr>
-        <w:tblPrEx>
-          <w:tblCellMar>
-            <w:top w:w="0" w:type="dxa"/>
-            <w:bottom w:w="0" w:type="dxa"/>
-          </w:tblCellMar>
-        </w:tblPrEx>
         <w:trPr>
           <w:trHeight w:val="172"/>
         </w:trPr>
@@ -5078,12 +4832,6 @@
         </w:tc>
       </w:tr>
       <w:tr>
-        <w:tblPrEx>
-          <w:tblCellMar>
-            <w:top w:w="0" w:type="dxa"/>
-            <w:bottom w:w="0" w:type="dxa"/>
-          </w:tblCellMar>
-        </w:tblPrEx>
         <w:trPr>
           <w:trHeight w:val="185"/>
         </w:trPr>
@@ -5183,12 +4931,6 @@
         </w:tc>
       </w:tr>
       <w:tr>
-        <w:tblPrEx>
-          <w:tblCellMar>
-            <w:top w:w="0" w:type="dxa"/>
-            <w:bottom w:w="0" w:type="dxa"/>
-          </w:tblCellMar>
-        </w:tblPrEx>
         <w:trPr>
           <w:trHeight w:val="185"/>
         </w:trPr>
@@ -5288,12 +5030,6 @@
         </w:tc>
       </w:tr>
       <w:tr>
-        <w:tblPrEx>
-          <w:tblCellMar>
-            <w:top w:w="0" w:type="dxa"/>
-            <w:bottom w:w="0" w:type="dxa"/>
-          </w:tblCellMar>
-        </w:tblPrEx>
         <w:trPr>
           <w:trHeight w:val="172"/>
         </w:trPr>
@@ -5393,12 +5129,6 @@
         </w:tc>
       </w:tr>
       <w:tr>
-        <w:tblPrEx>
-          <w:tblCellMar>
-            <w:top w:w="0" w:type="dxa"/>
-            <w:bottom w:w="0" w:type="dxa"/>
-          </w:tblCellMar>
-        </w:tblPrEx>
         <w:trPr>
           <w:trHeight w:val="185"/>
         </w:trPr>
@@ -5498,12 +5228,6 @@
         </w:tc>
       </w:tr>
       <w:tr>
-        <w:tblPrEx>
-          <w:tblCellMar>
-            <w:top w:w="0" w:type="dxa"/>
-            <w:bottom w:w="0" w:type="dxa"/>
-          </w:tblCellMar>
-        </w:tblPrEx>
         <w:trPr>
           <w:trHeight w:val="185"/>
         </w:trPr>
@@ -5646,12 +5370,6 @@
         <w:gridCol w:w="5715"/>
       </w:tblGrid>
       <w:tr>
-        <w:tblPrEx>
-          <w:tblCellMar>
-            <w:top w:w="0" w:type="dxa"/>
-            <w:bottom w:w="0" w:type="dxa"/>
-          </w:tblCellMar>
-        </w:tblPrEx>
         <w:tc>
           <w:tcPr>
             <w:tcW w:w="2500" w:type="pct"/>
@@ -5807,12 +5525,6 @@
         <w:gridCol w:w="5715"/>
       </w:tblGrid>
       <w:tr>
-        <w:tblPrEx>
-          <w:tblCellMar>
-            <w:top w:w="0" w:type="dxa"/>
-            <w:bottom w:w="0" w:type="dxa"/>
-          </w:tblCellMar>
-        </w:tblPrEx>
         <w:tc>
           <w:tcPr>
             <w:tcW w:w="2500" w:type="pct"/>
@@ -5848,20 +5560,8 @@
                 <w:szCs w:val="18"/>
                 <w:lang w:val="en-US"/>
               </w:rPr>
-              <w:t xml:space="preserve">kubectl get deployment mon-app -o </w:t>
-            </w:r>
-            <w:proofErr w:type="gramStart"/>
-            <w:r>
-              <w:rPr>
-                <w:rFonts w:asciiTheme="majorHAnsi" w:eastAsia="Consolas" w:hAnsiTheme="majorHAnsi" w:cs="Consolas"/>
-                <w:color w:val="2C2C2A"/>
-                <w:sz w:val="18"/>
-                <w:szCs w:val="18"/>
-                <w:lang w:val="en-US"/>
-              </w:rPr>
-              <w:t>wide</w:t>
-            </w:r>
-            <w:proofErr w:type="gramEnd"/>
+              <w:t>kubectl get deployment mon-app -o wide</w:t>
+            </w:r>
           </w:p>
           <w:p>
             <w:pPr>
@@ -5982,12 +5682,6 @@
         <w:gridCol w:w="5715"/>
       </w:tblGrid>
       <w:tr>
-        <w:tblPrEx>
-          <w:tblCellMar>
-            <w:top w:w="0" w:type="dxa"/>
-            <w:bottom w:w="0" w:type="dxa"/>
-          </w:tblCellMar>
-        </w:tblPrEx>
         <w:tc>
           <w:tcPr>
             <w:tcW w:w="2500" w:type="pct"/>
@@ -6145,12 +5839,6 @@
         <w:gridCol w:w="5715"/>
       </w:tblGrid>
       <w:tr>
-        <w:tblPrEx>
-          <w:tblCellMar>
-            <w:top w:w="0" w:type="dxa"/>
-            <w:bottom w:w="0" w:type="dxa"/>
-          </w:tblCellMar>
-        </w:tblPrEx>
         <w:tc>
           <w:tcPr>
             <w:tcW w:w="2500" w:type="pct"/>
@@ -6294,12 +5982,6 @@
         <w:gridCol w:w="11430"/>
       </w:tblGrid>
       <w:tr>
-        <w:tblPrEx>
-          <w:tblCellMar>
-            <w:top w:w="0" w:type="dxa"/>
-            <w:bottom w:w="0" w:type="dxa"/>
-          </w:tblCellMar>
-        </w:tblPrEx>
         <w:tc>
           <w:tcPr>
             <w:tcW w:w="5000" w:type="pct"/>
@@ -6393,12 +6075,6 @@
         <w:gridCol w:w="3397"/>
       </w:tblGrid>
       <w:tr>
-        <w:tblPrEx>
-          <w:tblCellMar>
-            <w:top w:w="0" w:type="dxa"/>
-            <w:bottom w:w="0" w:type="dxa"/>
-          </w:tblCellMar>
-        </w:tblPrEx>
         <w:tc>
           <w:tcPr>
             <w:tcW w:w="0" w:type="auto"/>
@@ -6440,12 +6116,6 @@
         </w:tc>
       </w:tr>
       <w:tr>
-        <w:tblPrEx>
-          <w:tblCellMar>
-            <w:top w:w="0" w:type="dxa"/>
-            <w:bottom w:w="0" w:type="dxa"/>
-          </w:tblCellMar>
-        </w:tblPrEx>
         <w:tc>
           <w:tcPr>
             <w:tcW w:w="4140" w:type="dxa"/>
@@ -6764,12 +6434,6 @@
         </w:tc>
       </w:tr>
       <w:tr>
-        <w:tblPrEx>
-          <w:tblCellMar>
-            <w:top w:w="0" w:type="dxa"/>
-            <w:bottom w:w="0" w:type="dxa"/>
-          </w:tblCellMar>
-        </w:tblPrEx>
         <w:tc>
           <w:tcPr>
             <w:tcW w:w="4140" w:type="dxa"/>
@@ -6866,12 +6530,6 @@
         </w:tc>
       </w:tr>
       <w:tr>
-        <w:tblPrEx>
-          <w:tblCellMar>
-            <w:top w:w="0" w:type="dxa"/>
-            <w:bottom w:w="0" w:type="dxa"/>
-          </w:tblCellMar>
-        </w:tblPrEx>
         <w:tc>
           <w:tcPr>
             <w:tcW w:w="4140" w:type="dxa"/>
@@ -6968,12 +6626,6 @@
         </w:tc>
       </w:tr>
       <w:tr>
-        <w:tblPrEx>
-          <w:tblCellMar>
-            <w:top w:w="0" w:type="dxa"/>
-            <w:bottom w:w="0" w:type="dxa"/>
-          </w:tblCellMar>
-        </w:tblPrEx>
         <w:tc>
           <w:tcPr>
             <w:tcW w:w="4140" w:type="dxa"/>
@@ -7070,12 +6722,6 @@
         </w:tc>
       </w:tr>
       <w:tr>
-        <w:tblPrEx>
-          <w:tblCellMar>
-            <w:top w:w="0" w:type="dxa"/>
-            <w:bottom w:w="0" w:type="dxa"/>
-          </w:tblCellMar>
-        </w:tblPrEx>
         <w:tc>
           <w:tcPr>
             <w:tcW w:w="4140" w:type="dxa"/>
@@ -7172,12 +6818,6 @@
         </w:tc>
       </w:tr>
       <w:tr>
-        <w:tblPrEx>
-          <w:tblCellMar>
-            <w:top w:w="0" w:type="dxa"/>
-            <w:bottom w:w="0" w:type="dxa"/>
-          </w:tblCellMar>
-        </w:tblPrEx>
         <w:tc>
           <w:tcPr>
             <w:tcW w:w="4140" w:type="dxa"/>
@@ -7274,12 +6914,6 @@
         </w:tc>
       </w:tr>
       <w:tr>
-        <w:tblPrEx>
-          <w:tblCellMar>
-            <w:top w:w="0" w:type="dxa"/>
-            <w:bottom w:w="0" w:type="dxa"/>
-          </w:tblCellMar>
-        </w:tblPrEx>
         <w:tc>
           <w:tcPr>
             <w:tcW w:w="4140" w:type="dxa"/>
@@ -7376,12 +7010,6 @@
         </w:tc>
       </w:tr>
       <w:tr>
-        <w:tblPrEx>
-          <w:tblCellMar>
-            <w:top w:w="0" w:type="dxa"/>
-            <w:bottom w:w="0" w:type="dxa"/>
-          </w:tblCellMar>
-        </w:tblPrEx>
         <w:tc>
           <w:tcPr>
             <w:tcW w:w="4140" w:type="dxa"/>
@@ -7478,12 +7106,6 @@
         </w:tc>
       </w:tr>
       <w:tr>
-        <w:tblPrEx>
-          <w:tblCellMar>
-            <w:top w:w="0" w:type="dxa"/>
-            <w:bottom w:w="0" w:type="dxa"/>
-          </w:tblCellMar>
-        </w:tblPrEx>
         <w:tc>
           <w:tcPr>
             <w:tcW w:w="4140" w:type="dxa"/>
@@ -7580,12 +7202,6 @@
         </w:tc>
       </w:tr>
       <w:tr>
-        <w:tblPrEx>
-          <w:tblCellMar>
-            <w:top w:w="0" w:type="dxa"/>
-            <w:bottom w:w="0" w:type="dxa"/>
-          </w:tblCellMar>
-        </w:tblPrEx>
         <w:tc>
           <w:tcPr>
             <w:tcW w:w="4140" w:type="dxa"/>
@@ -7682,12 +7298,6 @@
         </w:tc>
       </w:tr>
       <w:tr>
-        <w:tblPrEx>
-          <w:tblCellMar>
-            <w:top w:w="0" w:type="dxa"/>
-            <w:bottom w:w="0" w:type="dxa"/>
-          </w:tblCellMar>
-        </w:tblPrEx>
         <w:tc>
           <w:tcPr>
             <w:tcW w:w="4140" w:type="dxa"/>
@@ -7827,12 +7437,6 @@
         <w:gridCol w:w="5715"/>
       </w:tblGrid>
       <w:tr>
-        <w:tblPrEx>
-          <w:tblCellMar>
-            <w:top w:w="0" w:type="dxa"/>
-            <w:bottom w:w="0" w:type="dxa"/>
-          </w:tblCellMar>
-        </w:tblPrEx>
         <w:tc>
           <w:tcPr>
             <w:tcW w:w="2500" w:type="pct"/>
@@ -7988,12 +7592,6 @@
         <w:gridCol w:w="5715"/>
       </w:tblGrid>
       <w:tr>
-        <w:tblPrEx>
-          <w:tblCellMar>
-            <w:top w:w="0" w:type="dxa"/>
-            <w:bottom w:w="0" w:type="dxa"/>
-          </w:tblCellMar>
-        </w:tblPrEx>
         <w:tc>
           <w:tcPr>
             <w:tcW w:w="2500" w:type="pct"/>
@@ -8029,20 +7627,8 @@
                 <w:szCs w:val="18"/>
                 <w:lang w:val="en-US"/>
               </w:rPr>
-              <w:t xml:space="preserve">kubectl get svc mon-service -o </w:t>
-            </w:r>
-            <w:proofErr w:type="gramStart"/>
-            <w:r>
-              <w:rPr>
-                <w:rFonts w:asciiTheme="majorHAnsi" w:eastAsia="Consolas" w:hAnsiTheme="majorHAnsi" w:cs="Consolas"/>
-                <w:color w:val="2C2C2A"/>
-                <w:sz w:val="18"/>
-                <w:szCs w:val="18"/>
-                <w:lang w:val="en-US"/>
-              </w:rPr>
-              <w:t>wide</w:t>
-            </w:r>
-            <w:proofErr w:type="gramEnd"/>
+              <w:t>kubectl get svc mon-service -o wide</w:t>
+            </w:r>
           </w:p>
           <w:p>
             <w:pPr>
@@ -8163,12 +7749,6 @@
         <w:gridCol w:w="5715"/>
       </w:tblGrid>
       <w:tr>
-        <w:tblPrEx>
-          <w:tblCellMar>
-            <w:top w:w="0" w:type="dxa"/>
-            <w:bottom w:w="0" w:type="dxa"/>
-          </w:tblCellMar>
-        </w:tblPrEx>
         <w:tc>
           <w:tcPr>
             <w:tcW w:w="2500" w:type="pct"/>
@@ -8324,12 +7904,6 @@
         <w:gridCol w:w="5715"/>
       </w:tblGrid>
       <w:tr>
-        <w:tblPrEx>
-          <w:tblCellMar>
-            <w:top w:w="0" w:type="dxa"/>
-            <w:bottom w:w="0" w:type="dxa"/>
-          </w:tblCellMar>
-        </w:tblPrEx>
         <w:tc>
           <w:tcPr>
             <w:tcW w:w="2500" w:type="pct"/>
@@ -8533,12 +8107,6 @@
         <w:gridCol w:w="11430"/>
       </w:tblGrid>
       <w:tr>
-        <w:tblPrEx>
-          <w:tblCellMar>
-            <w:top w:w="0" w:type="dxa"/>
-            <w:bottom w:w="0" w:type="dxa"/>
-          </w:tblCellMar>
-        </w:tblPrEx>
         <w:tc>
           <w:tcPr>
             <w:tcW w:w="5000" w:type="pct"/>
@@ -8632,12 +8200,6 @@
         <w:gridCol w:w="3397"/>
       </w:tblGrid>
       <w:tr>
-        <w:tblPrEx>
-          <w:tblCellMar>
-            <w:top w:w="0" w:type="dxa"/>
-            <w:bottom w:w="0" w:type="dxa"/>
-          </w:tblCellMar>
-        </w:tblPrEx>
         <w:tc>
           <w:tcPr>
             <w:tcW w:w="0" w:type="auto"/>
@@ -8679,12 +8241,6 @@
         </w:tc>
       </w:tr>
       <w:tr>
-        <w:tblPrEx>
-          <w:tblCellMar>
-            <w:top w:w="0" w:type="dxa"/>
-            <w:bottom w:w="0" w:type="dxa"/>
-          </w:tblCellMar>
-        </w:tblPrEx>
         <w:tc>
           <w:tcPr>
             <w:tcW w:w="4140" w:type="dxa"/>
@@ -9039,12 +8595,6 @@
         </w:tc>
       </w:tr>
       <w:tr>
-        <w:tblPrEx>
-          <w:tblCellMar>
-            <w:top w:w="0" w:type="dxa"/>
-            <w:bottom w:w="0" w:type="dxa"/>
-          </w:tblCellMar>
-        </w:tblPrEx>
         <w:tc>
           <w:tcPr>
             <w:tcW w:w="4140" w:type="dxa"/>
@@ -9141,12 +8691,6 @@
         </w:tc>
       </w:tr>
       <w:tr>
-        <w:tblPrEx>
-          <w:tblCellMar>
-            <w:top w:w="0" w:type="dxa"/>
-            <w:bottom w:w="0" w:type="dxa"/>
-          </w:tblCellMar>
-        </w:tblPrEx>
         <w:tc>
           <w:tcPr>
             <w:tcW w:w="4140" w:type="dxa"/>
@@ -9243,12 +8787,6 @@
         </w:tc>
       </w:tr>
       <w:tr>
-        <w:tblPrEx>
-          <w:tblCellMar>
-            <w:top w:w="0" w:type="dxa"/>
-            <w:bottom w:w="0" w:type="dxa"/>
-          </w:tblCellMar>
-        </w:tblPrEx>
         <w:tc>
           <w:tcPr>
             <w:tcW w:w="4140" w:type="dxa"/>
@@ -9345,12 +8883,6 @@
         </w:tc>
       </w:tr>
       <w:tr>
-        <w:tblPrEx>
-          <w:tblCellMar>
-            <w:top w:w="0" w:type="dxa"/>
-            <w:bottom w:w="0" w:type="dxa"/>
-          </w:tblCellMar>
-        </w:tblPrEx>
         <w:tc>
           <w:tcPr>
             <w:tcW w:w="4140" w:type="dxa"/>
@@ -9447,12 +8979,6 @@
         </w:tc>
       </w:tr>
       <w:tr>
-        <w:tblPrEx>
-          <w:tblCellMar>
-            <w:top w:w="0" w:type="dxa"/>
-            <w:bottom w:w="0" w:type="dxa"/>
-          </w:tblCellMar>
-        </w:tblPrEx>
         <w:tc>
           <w:tcPr>
             <w:tcW w:w="4140" w:type="dxa"/>
@@ -9549,12 +9075,6 @@
         </w:tc>
       </w:tr>
       <w:tr>
-        <w:tblPrEx>
-          <w:tblCellMar>
-            <w:top w:w="0" w:type="dxa"/>
-            <w:bottom w:w="0" w:type="dxa"/>
-          </w:tblCellMar>
-        </w:tblPrEx>
         <w:tc>
           <w:tcPr>
             <w:tcW w:w="4140" w:type="dxa"/>
@@ -9651,12 +9171,6 @@
         </w:tc>
       </w:tr>
       <w:tr>
-        <w:tblPrEx>
-          <w:tblCellMar>
-            <w:top w:w="0" w:type="dxa"/>
-            <w:bottom w:w="0" w:type="dxa"/>
-          </w:tblCellMar>
-        </w:tblPrEx>
         <w:tc>
           <w:tcPr>
             <w:tcW w:w="4140" w:type="dxa"/>
@@ -9753,12 +9267,6 @@
         </w:tc>
       </w:tr>
       <w:tr>
-        <w:tblPrEx>
-          <w:tblCellMar>
-            <w:top w:w="0" w:type="dxa"/>
-            <w:bottom w:w="0" w:type="dxa"/>
-          </w:tblCellMar>
-        </w:tblPrEx>
         <w:tc>
           <w:tcPr>
             <w:tcW w:w="4140" w:type="dxa"/>
@@ -9855,12 +9363,6 @@
         </w:tc>
       </w:tr>
       <w:tr>
-        <w:tblPrEx>
-          <w:tblCellMar>
-            <w:top w:w="0" w:type="dxa"/>
-            <w:bottom w:w="0" w:type="dxa"/>
-          </w:tblCellMar>
-        </w:tblPrEx>
         <w:tc>
           <w:tcPr>
             <w:tcW w:w="4140" w:type="dxa"/>
@@ -9957,12 +9459,6 @@
         </w:tc>
       </w:tr>
       <w:tr>
-        <w:tblPrEx>
-          <w:tblCellMar>
-            <w:top w:w="0" w:type="dxa"/>
-            <w:bottom w:w="0" w:type="dxa"/>
-          </w:tblCellMar>
-        </w:tblPrEx>
         <w:tc>
           <w:tcPr>
             <w:tcW w:w="4140" w:type="dxa"/>
@@ -10059,12 +9555,6 @@
         </w:tc>
       </w:tr>
       <w:tr>
-        <w:tblPrEx>
-          <w:tblCellMar>
-            <w:top w:w="0" w:type="dxa"/>
-            <w:bottom w:w="0" w:type="dxa"/>
-          </w:tblCellMar>
-        </w:tblPrEx>
         <w:tc>
           <w:tcPr>
             <w:tcW w:w="4140" w:type="dxa"/>
@@ -10161,12 +9651,6 @@
         </w:tc>
       </w:tr>
       <w:tr>
-        <w:tblPrEx>
-          <w:tblCellMar>
-            <w:top w:w="0" w:type="dxa"/>
-            <w:bottom w:w="0" w:type="dxa"/>
-          </w:tblCellMar>
-        </w:tblPrEx>
         <w:tc>
           <w:tcPr>
             <w:tcW w:w="4140" w:type="dxa"/>
@@ -10306,12 +9790,6 @@
         <w:gridCol w:w="5715"/>
       </w:tblGrid>
       <w:tr>
-        <w:tblPrEx>
-          <w:tblCellMar>
-            <w:top w:w="0" w:type="dxa"/>
-            <w:bottom w:w="0" w:type="dxa"/>
-          </w:tblCellMar>
-        </w:tblPrEx>
         <w:tc>
           <w:tcPr>
             <w:tcW w:w="2500" w:type="pct"/>
@@ -10467,12 +9945,6 @@
         <w:gridCol w:w="5715"/>
       </w:tblGrid>
       <w:tr>
-        <w:tblPrEx>
-          <w:tblCellMar>
-            <w:top w:w="0" w:type="dxa"/>
-            <w:bottom w:w="0" w:type="dxa"/>
-          </w:tblCellMar>
-        </w:tblPrEx>
         <w:tc>
           <w:tcPr>
             <w:tcW w:w="2500" w:type="pct"/>
@@ -10508,20 +9980,8 @@
                 <w:szCs w:val="18"/>
                 <w:lang w:val="en-US"/>
               </w:rPr>
-              <w:t xml:space="preserve">kubectl get svc mon-service-nodeport -o </w:t>
-            </w:r>
-            <w:proofErr w:type="gramStart"/>
-            <w:r>
-              <w:rPr>
-                <w:rFonts w:asciiTheme="majorHAnsi" w:eastAsia="Consolas" w:hAnsiTheme="majorHAnsi" w:cs="Consolas"/>
-                <w:color w:val="2C2C2A"/>
-                <w:sz w:val="18"/>
-                <w:szCs w:val="18"/>
-                <w:lang w:val="en-US"/>
-              </w:rPr>
-              <w:t>wide</w:t>
-            </w:r>
-            <w:proofErr w:type="gramEnd"/>
+              <w:t>kubectl get svc mon-service-nodeport -o wide</w:t>
+            </w:r>
           </w:p>
           <w:p>
             <w:pPr>
@@ -10642,12 +10102,6 @@
         <w:gridCol w:w="5715"/>
       </w:tblGrid>
       <w:tr>
-        <w:tblPrEx>
-          <w:tblCellMar>
-            <w:top w:w="0" w:type="dxa"/>
-            <w:bottom w:w="0" w:type="dxa"/>
-          </w:tblCellMar>
-        </w:tblPrEx>
         <w:tc>
           <w:tcPr>
             <w:tcW w:w="2500" w:type="pct"/>
@@ -10738,20 +10192,8 @@
                 <w:szCs w:val="18"/>
                 <w:lang w:val="en-US"/>
               </w:rPr>
-              <w:t>curl http://&lt;IP-du-nœud&gt;:</w:t>
-            </w:r>
-            <w:proofErr w:type="gramStart"/>
-            <w:r>
-              <w:rPr>
-                <w:rFonts w:asciiTheme="majorHAnsi" w:eastAsia="Consolas" w:hAnsiTheme="majorHAnsi" w:cs="Consolas"/>
-                <w:color w:val="2C2C2A"/>
-                <w:sz w:val="18"/>
-                <w:szCs w:val="18"/>
-                <w:lang w:val="en-US"/>
-              </w:rPr>
-              <w:t>30036</w:t>
-            </w:r>
-            <w:proofErr w:type="gramEnd"/>
+              <w:t>curl http://&lt;IP-du-nœud&gt;:30036</w:t>
+            </w:r>
           </w:p>
           <w:p>
             <w:pPr>
@@ -10817,12 +10259,6 @@
         <w:gridCol w:w="5715"/>
       </w:tblGrid>
       <w:tr>
-        <w:tblPrEx>
-          <w:tblCellMar>
-            <w:top w:w="0" w:type="dxa"/>
-            <w:bottom w:w="0" w:type="dxa"/>
-          </w:tblCellMar>
-        </w:tblPrEx>
         <w:tc>
           <w:tcPr>
             <w:tcW w:w="2500" w:type="pct"/>
@@ -10996,12 +10432,6 @@
         <w:gridCol w:w="11430"/>
       </w:tblGrid>
       <w:tr>
-        <w:tblPrEx>
-          <w:tblCellMar>
-            <w:top w:w="0" w:type="dxa"/>
-            <w:bottom w:w="0" w:type="dxa"/>
-          </w:tblCellMar>
-        </w:tblPrEx>
         <w:tc>
           <w:tcPr>
             <w:tcW w:w="5000" w:type="pct"/>
@@ -11095,12 +10525,6 @@
         <w:gridCol w:w="3397"/>
       </w:tblGrid>
       <w:tr>
-        <w:tblPrEx>
-          <w:tblCellMar>
-            <w:top w:w="0" w:type="dxa"/>
-            <w:bottom w:w="0" w:type="dxa"/>
-          </w:tblCellMar>
-        </w:tblPrEx>
         <w:tc>
           <w:tcPr>
             <w:tcW w:w="0" w:type="auto"/>
@@ -11142,12 +10566,6 @@
         </w:tc>
       </w:tr>
       <w:tr>
-        <w:tblPrEx>
-          <w:tblCellMar>
-            <w:top w:w="0" w:type="dxa"/>
-            <w:bottom w:w="0" w:type="dxa"/>
-          </w:tblCellMar>
-        </w:tblPrEx>
         <w:tc>
           <w:tcPr>
             <w:tcW w:w="4140" w:type="dxa"/>
@@ -11484,12 +10902,6 @@
         </w:tc>
       </w:tr>
       <w:tr>
-        <w:tblPrEx>
-          <w:tblCellMar>
-            <w:top w:w="0" w:type="dxa"/>
-            <w:bottom w:w="0" w:type="dxa"/>
-          </w:tblCellMar>
-        </w:tblPrEx>
         <w:tc>
           <w:tcPr>
             <w:tcW w:w="4140" w:type="dxa"/>
@@ -11586,12 +10998,6 @@
         </w:tc>
       </w:tr>
       <w:tr>
-        <w:tblPrEx>
-          <w:tblCellMar>
-            <w:top w:w="0" w:type="dxa"/>
-            <w:bottom w:w="0" w:type="dxa"/>
-          </w:tblCellMar>
-        </w:tblPrEx>
         <w:tc>
           <w:tcPr>
             <w:tcW w:w="4140" w:type="dxa"/>
@@ -11688,12 +11094,6 @@
         </w:tc>
       </w:tr>
       <w:tr>
-        <w:tblPrEx>
-          <w:tblCellMar>
-            <w:top w:w="0" w:type="dxa"/>
-            <w:bottom w:w="0" w:type="dxa"/>
-          </w:tblCellMar>
-        </w:tblPrEx>
         <w:tc>
           <w:tcPr>
             <w:tcW w:w="4140" w:type="dxa"/>
@@ -11790,12 +11190,6 @@
         </w:tc>
       </w:tr>
       <w:tr>
-        <w:tblPrEx>
-          <w:tblCellMar>
-            <w:top w:w="0" w:type="dxa"/>
-            <w:bottom w:w="0" w:type="dxa"/>
-          </w:tblCellMar>
-        </w:tblPrEx>
         <w:tc>
           <w:tcPr>
             <w:tcW w:w="4140" w:type="dxa"/>
@@ -11892,12 +11286,6 @@
         </w:tc>
       </w:tr>
       <w:tr>
-        <w:tblPrEx>
-          <w:tblCellMar>
-            <w:top w:w="0" w:type="dxa"/>
-            <w:bottom w:w="0" w:type="dxa"/>
-          </w:tblCellMar>
-        </w:tblPrEx>
         <w:tc>
           <w:tcPr>
             <w:tcW w:w="4140" w:type="dxa"/>
@@ -11994,12 +11382,6 @@
         </w:tc>
       </w:tr>
       <w:tr>
-        <w:tblPrEx>
-          <w:tblCellMar>
-            <w:top w:w="0" w:type="dxa"/>
-            <w:bottom w:w="0" w:type="dxa"/>
-          </w:tblCellMar>
-        </w:tblPrEx>
         <w:tc>
           <w:tcPr>
             <w:tcW w:w="4140" w:type="dxa"/>
@@ -12096,12 +11478,6 @@
         </w:tc>
       </w:tr>
       <w:tr>
-        <w:tblPrEx>
-          <w:tblCellMar>
-            <w:top w:w="0" w:type="dxa"/>
-            <w:bottom w:w="0" w:type="dxa"/>
-          </w:tblCellMar>
-        </w:tblPrEx>
         <w:tc>
           <w:tcPr>
             <w:tcW w:w="4140" w:type="dxa"/>
@@ -12198,12 +11574,6 @@
         </w:tc>
       </w:tr>
       <w:tr>
-        <w:tblPrEx>
-          <w:tblCellMar>
-            <w:top w:w="0" w:type="dxa"/>
-            <w:bottom w:w="0" w:type="dxa"/>
-          </w:tblCellMar>
-        </w:tblPrEx>
         <w:tc>
           <w:tcPr>
             <w:tcW w:w="4140" w:type="dxa"/>
@@ -12300,12 +11670,6 @@
         </w:tc>
       </w:tr>
       <w:tr>
-        <w:tblPrEx>
-          <w:tblCellMar>
-            <w:top w:w="0" w:type="dxa"/>
-            <w:bottom w:w="0" w:type="dxa"/>
-          </w:tblCellMar>
-        </w:tblPrEx>
         <w:tc>
           <w:tcPr>
             <w:tcW w:w="4140" w:type="dxa"/>
@@ -12402,12 +11766,6 @@
         </w:tc>
       </w:tr>
       <w:tr>
-        <w:tblPrEx>
-          <w:tblCellMar>
-            <w:top w:w="0" w:type="dxa"/>
-            <w:bottom w:w="0" w:type="dxa"/>
-          </w:tblCellMar>
-        </w:tblPrEx>
         <w:tc>
           <w:tcPr>
             <w:tcW w:w="4140" w:type="dxa"/>
@@ -12504,12 +11862,6 @@
         </w:tc>
       </w:tr>
       <w:tr>
-        <w:tblPrEx>
-          <w:tblCellMar>
-            <w:top w:w="0" w:type="dxa"/>
-            <w:bottom w:w="0" w:type="dxa"/>
-          </w:tblCellMar>
-        </w:tblPrEx>
         <w:tc>
           <w:tcPr>
             <w:tcW w:w="4140" w:type="dxa"/>
@@ -12649,12 +12001,6 @@
         <w:gridCol w:w="5715"/>
       </w:tblGrid>
       <w:tr>
-        <w:tblPrEx>
-          <w:tblCellMar>
-            <w:top w:w="0" w:type="dxa"/>
-            <w:bottom w:w="0" w:type="dxa"/>
-          </w:tblCellMar>
-        </w:tblPrEx>
         <w:tc>
           <w:tcPr>
             <w:tcW w:w="2500" w:type="pct"/>
@@ -12810,12 +12156,6 @@
         <w:gridCol w:w="5715"/>
       </w:tblGrid>
       <w:tr>
-        <w:tblPrEx>
-          <w:tblCellMar>
-            <w:top w:w="0" w:type="dxa"/>
-            <w:bottom w:w="0" w:type="dxa"/>
-          </w:tblCellMar>
-        </w:tblPrEx>
         <w:tc>
           <w:tcPr>
             <w:tcW w:w="2500" w:type="pct"/>
@@ -12851,20 +12191,8 @@
                 <w:szCs w:val="18"/>
                 <w:lang w:val="en-US"/>
               </w:rPr>
-              <w:t>kubectl get svc mon-service-lb -</w:t>
-            </w:r>
-            <w:proofErr w:type="gramStart"/>
-            <w:r>
-              <w:rPr>
-                <w:rFonts w:asciiTheme="majorHAnsi" w:eastAsia="Consolas" w:hAnsiTheme="majorHAnsi" w:cs="Consolas"/>
-                <w:color w:val="2C2C2A"/>
-                <w:sz w:val="18"/>
-                <w:szCs w:val="18"/>
-                <w:lang w:val="en-US"/>
-              </w:rPr>
-              <w:t>w</w:t>
-            </w:r>
-            <w:proofErr w:type="gramEnd"/>
+              <w:t>kubectl get svc mon-service-lb -w</w:t>
+            </w:r>
           </w:p>
           <w:p>
             <w:pPr>
@@ -12985,12 +12313,6 @@
         <w:gridCol w:w="5715"/>
       </w:tblGrid>
       <w:tr>
-        <w:tblPrEx>
-          <w:tblCellMar>
-            <w:top w:w="0" w:type="dxa"/>
-            <w:bottom w:w="0" w:type="dxa"/>
-          </w:tblCellMar>
-        </w:tblPrEx>
         <w:tc>
           <w:tcPr>
             <w:tcW w:w="2500" w:type="pct"/>
@@ -13148,12 +12470,6 @@
         <w:gridCol w:w="5715"/>
       </w:tblGrid>
       <w:tr>
-        <w:tblPrEx>
-          <w:tblCellMar>
-            <w:top w:w="0" w:type="dxa"/>
-            <w:bottom w:w="0" w:type="dxa"/>
-          </w:tblCellMar>
-        </w:tblPrEx>
         <w:tc>
           <w:tcPr>
             <w:tcW w:w="2500" w:type="pct"/>
@@ -13347,12 +12663,6 @@
         <w:gridCol w:w="11430"/>
       </w:tblGrid>
       <w:tr>
-        <w:tblPrEx>
-          <w:tblCellMar>
-            <w:top w:w="0" w:type="dxa"/>
-            <w:bottom w:w="0" w:type="dxa"/>
-          </w:tblCellMar>
-        </w:tblPrEx>
         <w:tc>
           <w:tcPr>
             <w:tcW w:w="5000" w:type="pct"/>
@@ -13446,12 +12756,6 @@
         <w:gridCol w:w="3399"/>
       </w:tblGrid>
       <w:tr>
-        <w:tblPrEx>
-          <w:tblCellMar>
-            <w:top w:w="0" w:type="dxa"/>
-            <w:bottom w:w="0" w:type="dxa"/>
-          </w:tblCellMar>
-        </w:tblPrEx>
         <w:tc>
           <w:tcPr>
             <w:tcW w:w="0" w:type="auto"/>
@@ -13493,12 +12797,6 @@
         </w:tc>
       </w:tr>
       <w:tr>
-        <w:tblPrEx>
-          <w:tblCellMar>
-            <w:top w:w="0" w:type="dxa"/>
-            <w:bottom w:w="0" w:type="dxa"/>
-          </w:tblCellMar>
-        </w:tblPrEx>
         <w:tc>
           <w:tcPr>
             <w:tcW w:w="4140" w:type="dxa"/>
@@ -13979,12 +13277,6 @@
         </w:tc>
       </w:tr>
       <w:tr>
-        <w:tblPrEx>
-          <w:tblCellMar>
-            <w:top w:w="0" w:type="dxa"/>
-            <w:bottom w:w="0" w:type="dxa"/>
-          </w:tblCellMar>
-        </w:tblPrEx>
         <w:tc>
           <w:tcPr>
             <w:tcW w:w="4140" w:type="dxa"/>
@@ -14081,12 +13373,6 @@
         </w:tc>
       </w:tr>
       <w:tr>
-        <w:tblPrEx>
-          <w:tblCellMar>
-            <w:top w:w="0" w:type="dxa"/>
-            <w:bottom w:w="0" w:type="dxa"/>
-          </w:tblCellMar>
-        </w:tblPrEx>
         <w:tc>
           <w:tcPr>
             <w:tcW w:w="4140" w:type="dxa"/>
@@ -14183,12 +13469,6 @@
         </w:tc>
       </w:tr>
       <w:tr>
-        <w:tblPrEx>
-          <w:tblCellMar>
-            <w:top w:w="0" w:type="dxa"/>
-            <w:bottom w:w="0" w:type="dxa"/>
-          </w:tblCellMar>
-        </w:tblPrEx>
         <w:tc>
           <w:tcPr>
             <w:tcW w:w="4140" w:type="dxa"/>
@@ -14285,12 +13565,6 @@
         </w:tc>
       </w:tr>
       <w:tr>
-        <w:tblPrEx>
-          <w:tblCellMar>
-            <w:top w:w="0" w:type="dxa"/>
-            <w:bottom w:w="0" w:type="dxa"/>
-          </w:tblCellMar>
-        </w:tblPrEx>
         <w:tc>
           <w:tcPr>
             <w:tcW w:w="4140" w:type="dxa"/>
@@ -14387,12 +13661,6 @@
         </w:tc>
       </w:tr>
       <w:tr>
-        <w:tblPrEx>
-          <w:tblCellMar>
-            <w:top w:w="0" w:type="dxa"/>
-            <w:bottom w:w="0" w:type="dxa"/>
-          </w:tblCellMar>
-        </w:tblPrEx>
         <w:tc>
           <w:tcPr>
             <w:tcW w:w="4140" w:type="dxa"/>
@@ -14500,12 +13768,6 @@
         </w:tc>
       </w:tr>
       <w:tr>
-        <w:tblPrEx>
-          <w:tblCellMar>
-            <w:top w:w="0" w:type="dxa"/>
-            <w:bottom w:w="0" w:type="dxa"/>
-          </w:tblCellMar>
-        </w:tblPrEx>
         <w:tc>
           <w:tcPr>
             <w:tcW w:w="4140" w:type="dxa"/>
@@ -14602,12 +13864,6 @@
         </w:tc>
       </w:tr>
       <w:tr>
-        <w:tblPrEx>
-          <w:tblCellMar>
-            <w:top w:w="0" w:type="dxa"/>
-            <w:bottom w:w="0" w:type="dxa"/>
-          </w:tblCellMar>
-        </w:tblPrEx>
         <w:tc>
           <w:tcPr>
             <w:tcW w:w="4140" w:type="dxa"/>
@@ -14704,12 +13960,6 @@
         </w:tc>
       </w:tr>
       <w:tr>
-        <w:tblPrEx>
-          <w:tblCellMar>
-            <w:top w:w="0" w:type="dxa"/>
-            <w:bottom w:w="0" w:type="dxa"/>
-          </w:tblCellMar>
-        </w:tblPrEx>
         <w:tc>
           <w:tcPr>
             <w:tcW w:w="4140" w:type="dxa"/>
@@ -14806,12 +14056,6 @@
         </w:tc>
       </w:tr>
       <w:tr>
-        <w:tblPrEx>
-          <w:tblCellMar>
-            <w:top w:w="0" w:type="dxa"/>
-            <w:bottom w:w="0" w:type="dxa"/>
-          </w:tblCellMar>
-        </w:tblPrEx>
         <w:tc>
           <w:tcPr>
             <w:tcW w:w="4140" w:type="dxa"/>
@@ -14908,12 +14152,6 @@
         </w:tc>
       </w:tr>
       <w:tr>
-        <w:tblPrEx>
-          <w:tblCellMar>
-            <w:top w:w="0" w:type="dxa"/>
-            <w:bottom w:w="0" w:type="dxa"/>
-          </w:tblCellMar>
-        </w:tblPrEx>
         <w:tc>
           <w:tcPr>
             <w:tcW w:w="4140" w:type="dxa"/>
@@ -15010,12 +14248,6 @@
         </w:tc>
       </w:tr>
       <w:tr>
-        <w:tblPrEx>
-          <w:tblCellMar>
-            <w:top w:w="0" w:type="dxa"/>
-            <w:bottom w:w="0" w:type="dxa"/>
-          </w:tblCellMar>
-        </w:tblPrEx>
         <w:tc>
           <w:tcPr>
             <w:tcW w:w="4140" w:type="dxa"/>
@@ -15112,12 +14344,6 @@
         </w:tc>
       </w:tr>
       <w:tr>
-        <w:tblPrEx>
-          <w:tblCellMar>
-            <w:top w:w="0" w:type="dxa"/>
-            <w:bottom w:w="0" w:type="dxa"/>
-          </w:tblCellMar>
-        </w:tblPrEx>
         <w:tc>
           <w:tcPr>
             <w:tcW w:w="4140" w:type="dxa"/>
@@ -15214,12 +14440,6 @@
         </w:tc>
       </w:tr>
       <w:tr>
-        <w:tblPrEx>
-          <w:tblCellMar>
-            <w:top w:w="0" w:type="dxa"/>
-            <w:bottom w:w="0" w:type="dxa"/>
-          </w:tblCellMar>
-        </w:tblPrEx>
         <w:tc>
           <w:tcPr>
             <w:tcW w:w="4140" w:type="dxa"/>
@@ -15316,12 +14536,6 @@
         </w:tc>
       </w:tr>
       <w:tr>
-        <w:tblPrEx>
-          <w:tblCellMar>
-            <w:top w:w="0" w:type="dxa"/>
-            <w:bottom w:w="0" w:type="dxa"/>
-          </w:tblCellMar>
-        </w:tblPrEx>
         <w:tc>
           <w:tcPr>
             <w:tcW w:w="4140" w:type="dxa"/>
@@ -15418,12 +14632,6 @@
         </w:tc>
       </w:tr>
       <w:tr>
-        <w:tblPrEx>
-          <w:tblCellMar>
-            <w:top w:w="0" w:type="dxa"/>
-            <w:bottom w:w="0" w:type="dxa"/>
-          </w:tblCellMar>
-        </w:tblPrEx>
         <w:tc>
           <w:tcPr>
             <w:tcW w:w="4140" w:type="dxa"/>
@@ -15520,12 +14728,6 @@
         </w:tc>
       </w:tr>
       <w:tr>
-        <w:tblPrEx>
-          <w:tblCellMar>
-            <w:top w:w="0" w:type="dxa"/>
-            <w:bottom w:w="0" w:type="dxa"/>
-          </w:tblCellMar>
-        </w:tblPrEx>
         <w:tc>
           <w:tcPr>
             <w:tcW w:w="4140" w:type="dxa"/>
@@ -15622,12 +14824,6 @@
         </w:tc>
       </w:tr>
       <w:tr>
-        <w:tblPrEx>
-          <w:tblCellMar>
-            <w:top w:w="0" w:type="dxa"/>
-            <w:bottom w:w="0" w:type="dxa"/>
-          </w:tblCellMar>
-        </w:tblPrEx>
         <w:tc>
           <w:tcPr>
             <w:tcW w:w="4140" w:type="dxa"/>
@@ -15767,12 +14963,6 @@
         <w:gridCol w:w="5715"/>
       </w:tblGrid>
       <w:tr>
-        <w:tblPrEx>
-          <w:tblCellMar>
-            <w:top w:w="0" w:type="dxa"/>
-            <w:bottom w:w="0" w:type="dxa"/>
-          </w:tblCellMar>
-        </w:tblPrEx>
         <w:tc>
           <w:tcPr>
             <w:tcW w:w="2500" w:type="pct"/>
@@ -15928,12 +15118,6 @@
         <w:gridCol w:w="5715"/>
       </w:tblGrid>
       <w:tr>
-        <w:tblPrEx>
-          <w:tblCellMar>
-            <w:top w:w="0" w:type="dxa"/>
-            <w:bottom w:w="0" w:type="dxa"/>
-          </w:tblCellMar>
-        </w:tblPrEx>
         <w:tc>
           <w:tcPr>
             <w:tcW w:w="2500" w:type="pct"/>
@@ -15969,20 +15153,8 @@
                 <w:szCs w:val="18"/>
                 <w:lang w:val="en-US"/>
               </w:rPr>
-              <w:t xml:space="preserve">kubectl get ingress mon-ingress -o </w:t>
-            </w:r>
-            <w:proofErr w:type="gramStart"/>
-            <w:r>
-              <w:rPr>
-                <w:rFonts w:asciiTheme="majorHAnsi" w:eastAsia="Consolas" w:hAnsiTheme="majorHAnsi" w:cs="Consolas"/>
-                <w:color w:val="2C2C2A"/>
-                <w:sz w:val="18"/>
-                <w:szCs w:val="18"/>
-                <w:lang w:val="en-US"/>
-              </w:rPr>
-              <w:t>wide</w:t>
-            </w:r>
-            <w:proofErr w:type="gramEnd"/>
+              <w:t>kubectl get ingress mon-ingress -o wide</w:t>
+            </w:r>
           </w:p>
           <w:p>
             <w:pPr>
@@ -16103,12 +15275,6 @@
         <w:gridCol w:w="5715"/>
       </w:tblGrid>
       <w:tr>
-        <w:tblPrEx>
-          <w:tblCellMar>
-            <w:top w:w="0" w:type="dxa"/>
-            <w:bottom w:w="0" w:type="dxa"/>
-          </w:tblCellMar>
-        </w:tblPrEx>
         <w:tc>
           <w:tcPr>
             <w:tcW w:w="2500" w:type="pct"/>
@@ -16199,20 +15365,8 @@
                 <w:szCs w:val="18"/>
                 <w:lang w:val="en-US"/>
               </w:rPr>
-              <w:t>kubectl get pods -n ingress-</w:t>
-            </w:r>
-            <w:proofErr w:type="gramStart"/>
-            <w:r>
-              <w:rPr>
-                <w:rFonts w:asciiTheme="majorHAnsi" w:eastAsia="Consolas" w:hAnsiTheme="majorHAnsi" w:cs="Consolas"/>
-                <w:color w:val="2C2C2A"/>
-                <w:sz w:val="18"/>
-                <w:szCs w:val="18"/>
-                <w:lang w:val="en-US"/>
-              </w:rPr>
-              <w:t>nginx</w:t>
-            </w:r>
-            <w:proofErr w:type="gramEnd"/>
+              <w:t>kubectl get pods -n ingress-nginx</w:t>
+            </w:r>
           </w:p>
           <w:p>
             <w:pPr>
@@ -16278,12 +15432,6 @@
         <w:gridCol w:w="5715"/>
       </w:tblGrid>
       <w:tr>
-        <w:tblPrEx>
-          <w:tblCellMar>
-            <w:top w:w="0" w:type="dxa"/>
-            <w:bottom w:w="0" w:type="dxa"/>
-          </w:tblCellMar>
-        </w:tblPrEx>
         <w:tc>
           <w:tcPr>
             <w:tcW w:w="2500" w:type="pct"/>
